--- a/Доверенность.От_организации.Судебная.docx
+++ b/Доверенность.От_организации.Судебная.docx
@@ -164,13 +164,7 @@
         <w:rPr>
           <w:highlight w:val="yellow"/>
         </w:rPr>
-        <w:t>ь.</w:t>
-      </w:r>
-      <w:r>
-        <w:rPr>
-          <w:highlight w:val="yellow"/>
-        </w:rPr>
-        <w:t>Основание_Полномочий.Родительный</w:t>
+        <w:t>ь.Основание_Полномочий.Родительный</w:t>
       </w:r>
       <w:proofErr w:type="spellEnd"/>
       <w:r>
@@ -187,73 +181,25 @@
         <w:rPr>
           <w:highlight w:val="yellow"/>
         </w:rPr>
-        <w:t>Доверенность.Представитель_</w:t>
-      </w:r>
-      <w:proofErr w:type="gramStart"/>
+        <w:t>Доверенность.Представитель_1.ФИО.Полные.Винительный</w:t>
+      </w:r>
+      <w:r>
+        <w:t xml:space="preserve"> (</w:t>
+      </w:r>
       <w:r>
         <w:rPr>
           <w:highlight w:val="yellow"/>
         </w:rPr>
-        <w:t>1.ФИО.Полные</w:t>
-      </w:r>
-      <w:proofErr w:type="gramEnd"/>
+        <w:t>Доверенность.Представитель_1.Документ.Наименование.Именительный</w:t>
+      </w:r>
+      <w:r>
+        <w:t xml:space="preserve"> </w:t>
+      </w:r>
       <w:r>
         <w:rPr>
           <w:highlight w:val="yellow"/>
         </w:rPr>
-        <w:t>.Винительный</w:t>
-      </w:r>
-      <w:r>
-        <w:t xml:space="preserve"> (</w:t>
-      </w:r>
-      <w:r>
-        <w:rPr>
-          <w:highlight w:val="yellow"/>
-        </w:rPr>
-        <w:t>Доверенность.Представитель_</w:t>
-      </w:r>
-      <w:proofErr w:type="gramStart"/>
-      <w:r>
-        <w:rPr>
-          <w:highlight w:val="yellow"/>
-        </w:rPr>
-        <w:t>1.Документ.Наименование</w:t>
-      </w:r>
-      <w:proofErr w:type="gramEnd"/>
-      <w:r>
-        <w:rPr>
-          <w:highlight w:val="yellow"/>
-        </w:rPr>
-        <w:t>.Именительный</w:t>
-      </w:r>
-      <w:r>
-        <w:t xml:space="preserve"> </w:t>
-      </w:r>
-      <w:r>
-        <w:rPr>
-          <w:highlight w:val="yellow"/>
-        </w:rPr>
-        <w:t>Доверенность.Представитель_</w:t>
-      </w:r>
-      <w:proofErr w:type="gramStart"/>
-      <w:r>
-        <w:rPr>
-          <w:highlight w:val="yellow"/>
-        </w:rPr>
-        <w:t>1.Документ.</w:t>
-      </w:r>
-      <w:r>
-        <w:rPr>
-          <w:highlight w:val="yellow"/>
-        </w:rPr>
-        <w:t>Идентификационные</w:t>
-      </w:r>
-      <w:proofErr w:type="gramEnd"/>
-      <w:r>
-        <w:rPr>
-          <w:highlight w:val="yellow"/>
-        </w:rPr>
-        <w:t>_</w:t>
+        <w:t>Доверенность.Представитель_1.Документ.Идентификационные_</w:t>
       </w:r>
       <w:r>
         <w:rPr>
@@ -268,27 +214,7 @@
         <w:rPr>
           <w:highlight w:val="yellow"/>
         </w:rPr>
-        <w:t>Доверенность.Представитель_</w:t>
-      </w:r>
-      <w:proofErr w:type="gramStart"/>
-      <w:r>
-        <w:rPr>
-          <w:highlight w:val="yellow"/>
-        </w:rPr>
-        <w:t>1.Документ.</w:t>
-      </w:r>
-      <w:r>
-        <w:rPr>
-          <w:highlight w:val="yellow"/>
-        </w:rPr>
-        <w:t>Дата</w:t>
-      </w:r>
-      <w:proofErr w:type="gramEnd"/>
-      <w:r>
-        <w:rPr>
-          <w:highlight w:val="yellow"/>
-        </w:rPr>
-        <w:t>_Выдачи</w:t>
+        <w:t>Доверенность.Представитель_1.Документ.Дата_Выдачи</w:t>
       </w:r>
       <w:r>
         <w:t>)</w:t>
@@ -1503,7 +1429,23 @@
           <w:bCs/>
           <w:highlight w:val="yellow"/>
         </w:rPr>
-        <w:t>ООО_Ромашка.Фирменное_Наименование.Сокращённое.Именительный</w:t>
+        <w:t>ООО_Ромашка.Фирменное_Наименование.Сокращ</w:t>
+      </w:r>
+      <w:r>
+        <w:rPr>
+          <w:b/>
+          <w:bCs/>
+          <w:highlight w:val="yellow"/>
+        </w:rPr>
+        <w:t>е</w:t>
+      </w:r>
+      <w:r>
+        <w:rPr>
+          <w:b/>
+          <w:bCs/>
+          <w:highlight w:val="yellow"/>
+        </w:rPr>
+        <w:t>нное.Именительный</w:t>
       </w:r>
       <w:proofErr w:type="spellEnd"/>
     </w:p>
